--- a/docs/TMApps Launcher KB Library.docx
+++ b/docs/TMApps Launcher KB Library.docx
@@ -20,7 +20,7 @@
     </w:p>
     <w:p>
       <w:r>
-        <w:t>Release 1.15.0  |  23 October 2026  |  DaddyTylerXO</w:t>
+        <w:t>Release 1.15.1  |  23 October 2026  |  DaddyTylerXO</w:t>
       </w:r>
     </w:p>
     <w:p>
@@ -2518,7 +2518,7 @@
         <w:keepNext/>
       </w:pPr>
       <w:r>
-        <w:t>The OS badges show the platforms with actual published builds; a Windows app cannot be installed by the macOS or Linux launcher. Libraries and Finance 0.1.0 now have Windows development packages and their app icons. Their feature sets are incomplete; review Details and release notes before installing.</w:t>
+        <w:t>The OS badges show the platforms with actual published builds; a Windows app cannot be installed by the macOS or Linux launcher. Libraries and Finance have published Windows development packages and their app icons. Their feature sets are incomplete; review Details and release notes before installing.</w:t>
       </w:r>
     </w:p>
     <w:p>
@@ -2610,7 +2610,7 @@
         <w:keepNext/>
       </w:pPr>
       <w:r>
-        <w:t>Finance remains 0.1.0 with budgets, savings and a manual investment workspace. Both apps store records without app-level encryption. No provider key is entered in the launcher.</w:t>
+        <w:t>Finance provides budgets, savings and a manual investment workspace. Both apps store records without app-level encryption. No provider key is entered in the launcher.</w:t>
       </w:r>
     </w:p>
     <w:p>
